--- a/file/jobsheet6/DerasPangestuGusti_PraktikumAlgoritma&StrukturData_Jobsheet6.docx
+++ b/file/jobsheet6/DerasPangestuGusti_PraktikumAlgoritma&StrukturData_Jobsheet6.docx
@@ -622,7 +622,15 @@
         <w:t xml:space="preserve"> </w:t>
       </w:r>
       <w:r>
-        <w:t>Objects Duration : 60 minutes</w:t>
+        <w:t xml:space="preserve">Objects </w:t>
+      </w:r>
+      <w:proofErr w:type="gramStart"/>
+      <w:r>
+        <w:t>Duration :</w:t>
+      </w:r>
+      <w:proofErr w:type="gramEnd"/>
+      <w:r>
+        <w:t xml:space="preserve"> 60 minutes</w:t>
       </w:r>
     </w:p>
     <w:p>
@@ -1003,7 +1011,15 @@
         <w:t xml:space="preserve"> </w:t>
       </w:r>
       <w:r>
-        <w:t>parameters data[]</w:t>
+        <w:t xml:space="preserve">parameters </w:t>
+      </w:r>
+      <w:proofErr w:type="gramStart"/>
+      <w:r>
+        <w:t>data[</w:t>
+      </w:r>
+      <w:proofErr w:type="gramEnd"/>
+      <w:r>
+        <w:t>]</w:t>
       </w:r>
       <w:r>
         <w:rPr>
@@ -1020,11 +1036,19 @@
         </w:rPr>
         <w:t xml:space="preserve"> </w:t>
       </w:r>
+      <w:proofErr w:type="spellStart"/>
       <w:r>
         <w:rPr>
           <w:spacing w:val="-2"/>
         </w:rPr>
-        <w:t>jmlDat.</w:t>
+        <w:t>jmlDat</w:t>
+      </w:r>
+      <w:proofErr w:type="spellEnd"/>
+      <w:r>
+        <w:rPr>
+          <w:spacing w:val="-2"/>
+        </w:rPr>
+        <w:t>.</w:t>
       </w:r>
     </w:p>
     <w:p>
@@ -1102,11 +1126,19 @@
       <w:r>
         <w:t xml:space="preserve">Create a </w:t>
       </w:r>
-      <w:r>
-        <w:rPr>
-          <w:b/>
-        </w:rPr>
-        <w:t xml:space="preserve">bubbleSort </w:t>
+      <w:proofErr w:type="spellStart"/>
+      <w:r>
+        <w:rPr>
+          <w:b/>
+        </w:rPr>
+        <w:t>bubbleSort</w:t>
+      </w:r>
+      <w:proofErr w:type="spellEnd"/>
+      <w:r>
+        <w:rPr>
+          <w:b/>
+        </w:rPr>
+        <w:t xml:space="preserve"> </w:t>
       </w:r>
       <w:r>
         <w:t>method of type void and declare its contents using the Bubble Sort algorithm.</w:t>
@@ -1425,11 +1457,19 @@
         </w:rPr>
         <w:t xml:space="preserve"> </w:t>
       </w:r>
-      <w:r>
-        <w:rPr>
-          <w:b/>
-        </w:rPr>
-        <w:t>SortingMain&lt;Attendance</w:t>
+      <w:proofErr w:type="spellStart"/>
+      <w:r>
+        <w:rPr>
+          <w:b/>
+        </w:rPr>
+        <w:t>SortingMain</w:t>
+      </w:r>
+      <w:proofErr w:type="spellEnd"/>
+      <w:r>
+        <w:rPr>
+          <w:b/>
+        </w:rPr>
+        <w:t>&lt;Attendance</w:t>
       </w:r>
       <w:r>
         <w:rPr>
@@ -1498,12 +1538,21 @@
         </w:rPr>
         <w:t xml:space="preserve"> </w:t>
       </w:r>
+      <w:proofErr w:type="gramStart"/>
       <w:r>
         <w:rPr>
           <w:b/>
           <w:spacing w:val="-5"/>
         </w:rPr>
-        <w:t>a[]</w:t>
+        <w:t>a[</w:t>
+      </w:r>
+      <w:proofErr w:type="gramEnd"/>
+      <w:r>
+        <w:rPr>
+          <w:b/>
+          <w:spacing w:val="-5"/>
+        </w:rPr>
+        <w:t>]</w:t>
       </w:r>
     </w:p>
     <w:p>
@@ -1815,12 +1864,14 @@
         </w:rPr>
         <w:t xml:space="preserve"> </w:t>
       </w:r>
+      <w:proofErr w:type="spellStart"/>
       <w:r>
         <w:rPr>
           <w:b/>
         </w:rPr>
         <w:t>bubbleSort</w:t>
       </w:r>
+      <w:proofErr w:type="spellEnd"/>
       <w:r>
         <w:rPr>
           <w:b/>
@@ -2096,7 +2147,13 @@
         <w:rPr>
           <w:b/>
         </w:rPr>
-        <w:t>Verification</w:t>
+        <w:t>V</w:t>
+      </w:r>
+      <w:r>
+        <w:rPr>
+          <w:b/>
+        </w:rPr>
+        <w:t>erification</w:t>
       </w:r>
       <w:r>
         <w:rPr>
@@ -2377,12 +2434,14 @@
         <w:spacing w:after="3"/>
         <w:ind w:left="953"/>
       </w:pPr>
+      <w:proofErr w:type="spellStart"/>
       <w:r>
         <w:rPr>
           <w:b/>
         </w:rPr>
         <w:t>selectionSort</w:t>
       </w:r>
+      <w:proofErr w:type="spellEnd"/>
       <w:r>
         <w:rPr>
           <w:b/>
@@ -2577,11 +2636,19 @@
         </w:rPr>
         <w:t xml:space="preserve"> </w:t>
       </w:r>
-      <w:r>
-        <w:rPr>
-          <w:b/>
-        </w:rPr>
-        <w:t>b[]</w:t>
+      <w:proofErr w:type="gramStart"/>
+      <w:r>
+        <w:rPr>
+          <w:b/>
+        </w:rPr>
+        <w:t>b[</w:t>
+      </w:r>
+      <w:proofErr w:type="gramEnd"/>
+      <w:r>
+        <w:rPr>
+          <w:b/>
+        </w:rPr>
+        <w:t>]</w:t>
       </w:r>
       <w:r>
         <w:rPr>
@@ -2608,11 +2675,19 @@
         </w:rPr>
         <w:t xml:space="preserve"> </w:t>
       </w:r>
-      <w:r>
-        <w:rPr>
-          <w:b/>
-        </w:rPr>
-        <w:t>SortingMain&lt;Attendance</w:t>
+      <w:proofErr w:type="spellStart"/>
+      <w:r>
+        <w:rPr>
+          <w:b/>
+        </w:rPr>
+        <w:t>SortingMain</w:t>
+      </w:r>
+      <w:proofErr w:type="spellEnd"/>
+      <w:r>
+        <w:rPr>
+          <w:b/>
+        </w:rPr>
+        <w:t>&lt;Attendance</w:t>
       </w:r>
       <w:r>
         <w:rPr>
@@ -2851,12 +2926,14 @@
         </w:rPr>
         <w:t xml:space="preserve"> </w:t>
       </w:r>
+      <w:proofErr w:type="spellStart"/>
       <w:r>
         <w:rPr>
           <w:b/>
         </w:rPr>
         <w:t>selectionSort</w:t>
       </w:r>
+      <w:proofErr w:type="spellEnd"/>
       <w:r>
         <w:rPr>
           <w:b/>
@@ -3468,12 +3545,14 @@
         <w:spacing w:line="268" w:lineRule="exact"/>
         <w:ind w:left="953"/>
       </w:pPr>
+      <w:proofErr w:type="spellStart"/>
       <w:r>
         <w:rPr>
           <w:b/>
         </w:rPr>
         <w:t>insertionSort</w:t>
       </w:r>
+      <w:proofErr w:type="spellEnd"/>
       <w:r>
         <w:rPr>
           <w:b/>
@@ -3669,11 +3748,19 @@
         </w:rPr>
         <w:t xml:space="preserve"> </w:t>
       </w:r>
-      <w:r>
-        <w:rPr>
-          <w:b/>
-        </w:rPr>
-        <w:t>c[]</w:t>
+      <w:proofErr w:type="gramStart"/>
+      <w:r>
+        <w:rPr>
+          <w:b/>
+        </w:rPr>
+        <w:t>c[</w:t>
+      </w:r>
+      <w:proofErr w:type="gramEnd"/>
+      <w:r>
+        <w:rPr>
+          <w:b/>
+        </w:rPr>
+        <w:t>]</w:t>
       </w:r>
       <w:r>
         <w:rPr>
@@ -3700,11 +3787,19 @@
         </w:rPr>
         <w:t xml:space="preserve"> </w:t>
       </w:r>
-      <w:r>
-        <w:rPr>
-          <w:b/>
-        </w:rPr>
-        <w:t>SortingMain&lt;Attendance</w:t>
+      <w:proofErr w:type="spellStart"/>
+      <w:r>
+        <w:rPr>
+          <w:b/>
+        </w:rPr>
+        <w:t>SortingMain</w:t>
+      </w:r>
+      <w:proofErr w:type="spellEnd"/>
+      <w:r>
+        <w:rPr>
+          <w:b/>
+        </w:rPr>
+        <w:t>&lt;Attendance</w:t>
       </w:r>
       <w:r>
         <w:rPr>
@@ -4042,12 +4137,14 @@
         </w:rPr>
         <w:t xml:space="preserve"> </w:t>
       </w:r>
+      <w:proofErr w:type="spellStart"/>
       <w:r>
         <w:rPr>
           <w:b/>
         </w:rPr>
         <w:t>insertionSort</w:t>
       </w:r>
+      <w:proofErr w:type="spellEnd"/>
       <w:r>
         <w:rPr>
           <w:b/>
@@ -4733,6 +4830,7 @@
         </w:rPr>
         <w:t xml:space="preserve">It compares two adjacent elements in the array. If the current element data[j] is greater than the next element </w:t>
       </w:r>
+      <w:proofErr w:type="gramStart"/>
       <w:r>
         <w:rPr>
           <w:rFonts w:ascii="Times New Roman" w:hAnsi="Times New Roman" w:cs="Times New Roman"/>
@@ -4747,7 +4845,16 @@
           <w:i/>
           <w:iCs/>
         </w:rPr>
-        <w:t>[j + 1], a swap is performed using a temporary variable temp.</w:t>
+        <w:t>[</w:t>
+      </w:r>
+      <w:proofErr w:type="gramEnd"/>
+      <w:r>
+        <w:rPr>
+          <w:rFonts w:ascii="Times New Roman" w:hAnsi="Times New Roman" w:cs="Times New Roman"/>
+          <w:i/>
+          <w:iCs/>
+        </w:rPr>
+        <w:t>j + 1], a swap is performed using a temporary variable temp.</w:t>
       </w:r>
     </w:p>
     <w:p>
@@ -4765,7 +4872,10 @@
         <w:ind w:left="953" w:right="1667" w:hanging="284"/>
       </w:pPr>
       <w:r>
-        <w:t>Show the program code that implements the minimum value search algorithm in</w:t>
+        <w:t>S</w:t>
+      </w:r>
+      <w:r>
+        <w:t>how the program code that implements the minimum value search algorithm in</w:t>
       </w:r>
       <w:r>
         <w:rPr>
@@ -5662,11 +5772,19 @@
       <w:r>
         <w:t xml:space="preserve">for creating the </w:t>
       </w:r>
-      <w:r>
-        <w:rPr>
-          <w:b/>
-        </w:rPr>
-        <w:t xml:space="preserve">Student </w:t>
+      <w:proofErr w:type="gramStart"/>
+      <w:r>
+        <w:rPr>
+          <w:b/>
+        </w:rPr>
+        <w:t>Student</w:t>
+      </w:r>
+      <w:proofErr w:type="gramEnd"/>
+      <w:r>
+        <w:rPr>
+          <w:b/>
+        </w:rPr>
+        <w:t xml:space="preserve"> </w:t>
       </w:r>
       <w:r>
         <w:t>class.</w:t>
@@ -5751,8 +5869,13 @@
               <w:pStyle w:val="TableParagraph"/>
               <w:spacing w:line="267" w:lineRule="exact"/>
             </w:pPr>
+            <w:proofErr w:type="spellStart"/>
             <w:r>
-              <w:t>studentClass:</w:t>
+              <w:t>studentClass</w:t>
+            </w:r>
+            <w:proofErr w:type="spellEnd"/>
+            <w:r>
+              <w:t>:</w:t>
             </w:r>
             <w:r>
               <w:rPr>
@@ -5772,8 +5895,13 @@
               <w:pStyle w:val="TableParagraph"/>
               <w:spacing w:line="252" w:lineRule="exact"/>
             </w:pPr>
+            <w:proofErr w:type="spellStart"/>
             <w:r>
-              <w:t>gpa:</w:t>
+              <w:t>gpa</w:t>
+            </w:r>
+            <w:proofErr w:type="spellEnd"/>
+            <w:r>
+              <w:t>:</w:t>
             </w:r>
             <w:r>
               <w:rPr>
@@ -5818,7 +5946,23 @@
               <w:pStyle w:val="TableParagraph"/>
             </w:pPr>
             <w:r>
-              <w:t>Student (nm: String, name: String, clsNm: String, gpa: double)</w:t>
+              <w:t xml:space="preserve">Student (nm: String, name: String, </w:t>
+            </w:r>
+            <w:proofErr w:type="spellStart"/>
+            <w:r>
+              <w:t>clsNm</w:t>
+            </w:r>
+            <w:proofErr w:type="spellEnd"/>
+            <w:r>
+              <w:t xml:space="preserve">: String, </w:t>
+            </w:r>
+            <w:proofErr w:type="spellStart"/>
+            <w:r>
+              <w:t>gpa</w:t>
+            </w:r>
+            <w:proofErr w:type="spellEnd"/>
+            <w:r>
+              <w:t>: double)</w:t>
             </w:r>
           </w:p>
           <w:p>
@@ -5826,8 +5970,13 @@
               <w:pStyle w:val="TableParagraph"/>
               <w:spacing w:line="248" w:lineRule="exact"/>
             </w:pPr>
+            <w:proofErr w:type="gramStart"/>
             <w:r>
-              <w:t>print():</w:t>
+              <w:t>print(</w:t>
+            </w:r>
+            <w:proofErr w:type="gramEnd"/>
+            <w:r>
+              <w:t>):</w:t>
             </w:r>
             <w:r>
               <w:rPr>
@@ -5873,12 +6022,14 @@
         </w:rPr>
         <w:t xml:space="preserve"> </w:t>
       </w:r>
+      <w:proofErr w:type="gramStart"/>
       <w:r>
         <w:rPr>
           <w:b/>
         </w:rPr>
         <w:t>Student</w:t>
       </w:r>
+      <w:proofErr w:type="gramEnd"/>
       <w:r>
         <w:rPr>
           <w:b/>
@@ -6103,7 +6254,15 @@
         <w:t xml:space="preserve"> </w:t>
       </w:r>
       <w:r>
-        <w:t>function print()</w:t>
+        <w:t xml:space="preserve">function </w:t>
+      </w:r>
+      <w:proofErr w:type="gramStart"/>
+      <w:r>
+        <w:t>print(</w:t>
+      </w:r>
+      <w:proofErr w:type="gramEnd"/>
+      <w:r>
+        <w:t>)</w:t>
       </w:r>
       <w:r>
         <w:rPr>
@@ -6152,12 +6311,14 @@
               <w:ind w:left="1" w:right="1"/>
               <w:jc w:val="center"/>
             </w:pPr>
+            <w:proofErr w:type="spellStart"/>
             <w:r>
               <w:rPr>
                 <w:spacing w:val="-2"/>
               </w:rPr>
               <w:t>TopStudents</w:t>
             </w:r>
+            <w:proofErr w:type="spellEnd"/>
           </w:p>
         </w:tc>
       </w:tr>
@@ -6174,8 +6335,13 @@
               <w:pStyle w:val="TableParagraph"/>
               <w:spacing w:before="2"/>
             </w:pPr>
+            <w:proofErr w:type="spellStart"/>
             <w:r>
-              <w:t>listStudent:</w:t>
+              <w:t>listStudent</w:t>
+            </w:r>
+            <w:proofErr w:type="spellEnd"/>
+            <w:r>
+              <w:t>:</w:t>
             </w:r>
             <w:r>
               <w:rPr>
@@ -6183,11 +6349,19 @@
               </w:rPr>
               <w:t xml:space="preserve"> </w:t>
             </w:r>
+            <w:proofErr w:type="gramStart"/>
             <w:r>
               <w:rPr>
                 <w:spacing w:val="-2"/>
               </w:rPr>
-              <w:t>Student[5]</w:t>
+              <w:t>Student[</w:t>
+            </w:r>
+            <w:proofErr w:type="gramEnd"/>
+            <w:r>
+              <w:rPr>
+                <w:spacing w:val="-2"/>
+              </w:rPr>
+              <w:t>5]</w:t>
             </w:r>
           </w:p>
           <w:p>
@@ -6195,8 +6369,13 @@
               <w:pStyle w:val="TableParagraph"/>
               <w:spacing w:before="131"/>
             </w:pPr>
+            <w:proofErr w:type="spellStart"/>
             <w:r>
-              <w:t xml:space="preserve">idx: </w:t>
+              <w:t>idx</w:t>
+            </w:r>
+            <w:proofErr w:type="spellEnd"/>
+            <w:r>
+              <w:t xml:space="preserve">: </w:t>
             </w:r>
             <w:r>
               <w:rPr>
@@ -6221,8 +6400,13 @@
               <w:spacing w:line="360" w:lineRule="auto"/>
               <w:ind w:right="1905"/>
             </w:pPr>
+            <w:proofErr w:type="gramStart"/>
             <w:r>
-              <w:t>add(std:</w:t>
+              <w:t>add(</w:t>
+            </w:r>
+            <w:proofErr w:type="gramEnd"/>
+            <w:r>
+              <w:t>std:</w:t>
             </w:r>
             <w:r>
               <w:rPr>
@@ -6240,15 +6424,33 @@
               <w:t xml:space="preserve"> </w:t>
             </w:r>
             <w:r>
-              <w:t>void print(): void</w:t>
+              <w:t xml:space="preserve">void </w:t>
+            </w:r>
+            <w:proofErr w:type="gramStart"/>
+            <w:r>
+              <w:t>print(</w:t>
+            </w:r>
+            <w:proofErr w:type="gramEnd"/>
+            <w:r>
+              <w:t>): void</w:t>
             </w:r>
           </w:p>
           <w:p>
             <w:pPr>
               <w:pStyle w:val="TableParagraph"/>
             </w:pPr>
+            <w:proofErr w:type="spellStart"/>
+            <w:proofErr w:type="gramStart"/>
             <w:r>
-              <w:t>bubbleSort():</w:t>
+              <w:t>bubbleSort</w:t>
+            </w:r>
+            <w:proofErr w:type="spellEnd"/>
+            <w:r>
+              <w:t>(</w:t>
+            </w:r>
+            <w:proofErr w:type="gramEnd"/>
+            <w:r>
+              <w:t>):</w:t>
             </w:r>
             <w:r>
               <w:rPr>
@@ -6752,11 +6954,19 @@
         </w:rPr>
         <w:t xml:space="preserve"> </w:t>
       </w:r>
-      <w:r>
-        <w:rPr>
-          <w:b/>
-        </w:rPr>
-        <w:t>TopStudents&lt;Attendance</w:t>
+      <w:proofErr w:type="spellStart"/>
+      <w:r>
+        <w:rPr>
+          <w:b/>
+        </w:rPr>
+        <w:t>TopStudents</w:t>
+      </w:r>
+      <w:proofErr w:type="spellEnd"/>
+      <w:r>
+        <w:rPr>
+          <w:b/>
+        </w:rPr>
+        <w:t>&lt;Attendance</w:t>
       </w:r>
       <w:r>
         <w:rPr>
@@ -6867,11 +7077,19 @@
       <w:r>
         <w:t xml:space="preserve">method </w:t>
       </w:r>
-      <w:r>
-        <w:rPr>
-          <w:b/>
-        </w:rPr>
-        <w:t>add()</w:t>
+      <w:proofErr w:type="gramStart"/>
+      <w:r>
+        <w:rPr>
+          <w:b/>
+        </w:rPr>
+        <w:t>add(</w:t>
+      </w:r>
+      <w:proofErr w:type="gramEnd"/>
+      <w:r>
+        <w:rPr>
+          <w:b/>
+        </w:rPr>
+        <w:t>)</w:t>
       </w:r>
       <w:r>
         <w:rPr>
@@ -6955,12 +7173,14 @@
       <w:r>
         <w:t xml:space="preserve">the </w:t>
       </w:r>
+      <w:proofErr w:type="spellStart"/>
       <w:r>
         <w:rPr>
           <w:b/>
         </w:rPr>
         <w:t>listStudents</w:t>
       </w:r>
+      <w:proofErr w:type="spellEnd"/>
       <w:r>
         <w:rPr>
           <w:b/>
@@ -7084,11 +7304,19 @@
         </w:rPr>
         <w:t xml:space="preserve"> </w:t>
       </w:r>
-      <w:r>
-        <w:rPr>
-          <w:b/>
-        </w:rPr>
-        <w:t>print()</w:t>
+      <w:proofErr w:type="gramStart"/>
+      <w:r>
+        <w:rPr>
+          <w:b/>
+        </w:rPr>
+        <w:t>print(</w:t>
+      </w:r>
+      <w:proofErr w:type="gramEnd"/>
+      <w:r>
+        <w:rPr>
+          <w:b/>
+        </w:rPr>
+        <w:t>)</w:t>
       </w:r>
       <w:r>
         <w:rPr>
@@ -7250,11 +7478,27 @@
       <w:r>
         <w:t xml:space="preserve">method </w:t>
       </w:r>
-      <w:r>
-        <w:rPr>
-          <w:b/>
-        </w:rPr>
-        <w:t>bubbleSort()</w:t>
+      <w:proofErr w:type="spellStart"/>
+      <w:proofErr w:type="gramStart"/>
+      <w:r>
+        <w:rPr>
+          <w:b/>
+        </w:rPr>
+        <w:t>bubbleSort</w:t>
+      </w:r>
+      <w:proofErr w:type="spellEnd"/>
+      <w:r>
+        <w:rPr>
+          <w:b/>
+        </w:rPr>
+        <w:t>(</w:t>
+      </w:r>
+      <w:proofErr w:type="gramEnd"/>
+      <w:r>
+        <w:rPr>
+          <w:b/>
+        </w:rPr>
+        <w:t>)</w:t>
       </w:r>
       <w:r>
         <w:rPr>
@@ -7364,20 +7608,36 @@
       <w:r>
         <w:t xml:space="preserve">Create a class </w:t>
       </w:r>
-      <w:r>
-        <w:rPr>
-          <w:b/>
-        </w:rPr>
-        <w:t>StudentDemo&lt;Attendance Number&gt;</w:t>
+      <w:proofErr w:type="spellStart"/>
+      <w:r>
+        <w:rPr>
+          <w:b/>
+        </w:rPr>
+        <w:t>StudentDemo</w:t>
+      </w:r>
+      <w:proofErr w:type="spellEnd"/>
+      <w:r>
+        <w:rPr>
+          <w:b/>
+        </w:rPr>
+        <w:t>&lt;Attendance Number&gt;</w:t>
       </w:r>
       <w:r>
         <w:t xml:space="preserve">, instantiate a </w:t>
       </w:r>
-      <w:r>
-        <w:rPr>
-          <w:b/>
-        </w:rPr>
-        <w:t xml:space="preserve">TopStudents </w:t>
+      <w:proofErr w:type="spellStart"/>
+      <w:r>
+        <w:rPr>
+          <w:b/>
+        </w:rPr>
+        <w:t>TopStudents</w:t>
+      </w:r>
+      <w:proofErr w:type="spellEnd"/>
+      <w:r>
+        <w:rPr>
+          <w:b/>
+        </w:rPr>
+        <w:t xml:space="preserve"> </w:t>
       </w:r>
       <w:r>
         <w:t>object, create</w:t>
@@ -7491,11 +7751,19 @@
         </w:rPr>
         <w:t xml:space="preserve"> </w:t>
       </w:r>
-      <w:r>
-        <w:rPr>
-          <w:b/>
-        </w:rPr>
-        <w:t>print(),</w:t>
+      <w:proofErr w:type="gramStart"/>
+      <w:r>
+        <w:rPr>
+          <w:b/>
+        </w:rPr>
+        <w:t>print(</w:t>
+      </w:r>
+      <w:proofErr w:type="gramEnd"/>
+      <w:r>
+        <w:rPr>
+          <w:b/>
+        </w:rPr>
+        <w:t>),</w:t>
       </w:r>
       <w:r>
         <w:rPr>
@@ -7525,20 +7793,44 @@
       <w:r>
         <w:t xml:space="preserve">the data using </w:t>
       </w:r>
-      <w:r>
-        <w:rPr>
-          <w:b/>
-        </w:rPr>
-        <w:t xml:space="preserve">bubbleSort(), </w:t>
+      <w:proofErr w:type="spellStart"/>
+      <w:proofErr w:type="gramStart"/>
+      <w:r>
+        <w:rPr>
+          <w:b/>
+        </w:rPr>
+        <w:t>bubbleSort</w:t>
+      </w:r>
+      <w:proofErr w:type="spellEnd"/>
+      <w:r>
+        <w:rPr>
+          <w:b/>
+        </w:rPr>
+        <w:t>(</w:t>
+      </w:r>
+      <w:proofErr w:type="gramEnd"/>
+      <w:r>
+        <w:rPr>
+          <w:b/>
+        </w:rPr>
+        <w:t xml:space="preserve">), </w:t>
       </w:r>
       <w:r>
         <w:t xml:space="preserve">and finally call </w:t>
       </w:r>
-      <w:r>
-        <w:rPr>
-          <w:b/>
-        </w:rPr>
-        <w:t xml:space="preserve">print() </w:t>
+      <w:proofErr w:type="gramStart"/>
+      <w:r>
+        <w:rPr>
+          <w:b/>
+        </w:rPr>
+        <w:t>print(</w:t>
+      </w:r>
+      <w:proofErr w:type="gramEnd"/>
+      <w:r>
+        <w:rPr>
+          <w:b/>
+        </w:rPr>
+        <w:t xml:space="preserve">) </w:t>
       </w:r>
       <w:r>
         <w:t>again.</w:t>
@@ -7946,7 +8238,14 @@
           <w:b/>
           <w:spacing w:val="-2"/>
         </w:rPr>
-        <w:t>Questions!</w:t>
+        <w:t>Q</w:t>
+      </w:r>
+      <w:r>
+        <w:rPr>
+          <w:b/>
+          <w:spacing w:val="-2"/>
+        </w:rPr>
+        <w:t>uestions!</w:t>
       </w:r>
     </w:p>
     <w:p>
@@ -8145,11 +8444,27 @@
       <w:r>
         <w:t xml:space="preserve">the </w:t>
       </w:r>
-      <w:r>
-        <w:rPr>
-          <w:b/>
-        </w:rPr>
-        <w:t>bubbleSort()</w:t>
+      <w:proofErr w:type="spellStart"/>
+      <w:proofErr w:type="gramStart"/>
+      <w:r>
+        <w:rPr>
+          <w:b/>
+        </w:rPr>
+        <w:t>bubbleSort</w:t>
+      </w:r>
+      <w:proofErr w:type="spellEnd"/>
+      <w:r>
+        <w:rPr>
+          <w:b/>
+        </w:rPr>
+        <w:t>(</w:t>
+      </w:r>
+      <w:proofErr w:type="gramEnd"/>
+      <w:r>
+        <w:rPr>
+          <w:b/>
+        </w:rPr>
+        <w:t>)</w:t>
       </w:r>
       <w:r>
         <w:rPr>
@@ -8167,12 +8482,14 @@
         </w:rPr>
         <w:t xml:space="preserve"> </w:t>
       </w:r>
+      <w:proofErr w:type="spellStart"/>
       <w:r>
         <w:rPr>
           <w:b/>
         </w:rPr>
         <w:t>i</w:t>
       </w:r>
+      <w:proofErr w:type="spellEnd"/>
       <w:r>
         <w:rPr>
           <w:b/>
@@ -8193,12 +8510,14 @@
         </w:rPr>
         <w:t xml:space="preserve"> </w:t>
       </w:r>
+      <w:proofErr w:type="spellStart"/>
       <w:r>
         <w:rPr>
           <w:b/>
         </w:rPr>
         <w:t>idx</w:t>
       </w:r>
+      <w:proofErr w:type="spellEnd"/>
       <w:r>
         <w:rPr>
           <w:b/>
@@ -8333,11 +8652,27 @@
       <w:r>
         <w:t xml:space="preserve">the </w:t>
       </w:r>
-      <w:r>
-        <w:rPr>
-          <w:b/>
-        </w:rPr>
-        <w:t>bubbleSort()</w:t>
+      <w:proofErr w:type="spellStart"/>
+      <w:proofErr w:type="gramStart"/>
+      <w:r>
+        <w:rPr>
+          <w:b/>
+        </w:rPr>
+        <w:t>bubbleSort</w:t>
+      </w:r>
+      <w:proofErr w:type="spellEnd"/>
+      <w:r>
+        <w:rPr>
+          <w:b/>
+        </w:rPr>
+        <w:t>(</w:t>
+      </w:r>
+      <w:proofErr w:type="gramEnd"/>
+      <w:r>
+        <w:rPr>
+          <w:b/>
+        </w:rPr>
+        <w:t>)</w:t>
       </w:r>
       <w:r>
         <w:rPr>
@@ -8372,8 +8707,16 @@
         <w:rPr>
           <w:b/>
         </w:rPr>
-        <w:t>&lt; idx</w:t>
-      </w:r>
+        <w:t xml:space="preserve">&lt; </w:t>
+      </w:r>
+      <w:proofErr w:type="spellStart"/>
+      <w:r>
+        <w:rPr>
+          <w:b/>
+        </w:rPr>
+        <w:t>idx</w:t>
+      </w:r>
+      <w:proofErr w:type="spellEnd"/>
       <w:r>
         <w:rPr>
           <w:b/>
@@ -8394,11 +8737,19 @@
         </w:rPr>
         <w:t xml:space="preserve"> </w:t>
       </w:r>
-      <w:r>
-        <w:rPr>
-          <w:b/>
-        </w:rPr>
-        <w:t>i -</w:t>
+      <w:proofErr w:type="spellStart"/>
+      <w:r>
+        <w:rPr>
+          <w:b/>
+        </w:rPr>
+        <w:t>i</w:t>
+      </w:r>
+      <w:proofErr w:type="spellEnd"/>
+      <w:r>
+        <w:rPr>
+          <w:b/>
+        </w:rPr>
+        <w:t xml:space="preserve"> -</w:t>
       </w:r>
       <w:r>
         <w:rPr>
@@ -8442,7 +8793,43 @@
           <w:iCs/>
         </w:rPr>
         <w:lastRenderedPageBreak/>
-        <w:t>After each pass i, the last i elements are already sorted and in their final positions. There is no need to compare those elements again.</w:t>
+        <w:t xml:space="preserve">After each pass </w:t>
+      </w:r>
+      <w:proofErr w:type="spellStart"/>
+      <w:r>
+        <w:rPr>
+          <w:rFonts w:ascii="Times New Roman" w:hAnsi="Times New Roman" w:cs="Times New Roman"/>
+          <w:i/>
+          <w:iCs/>
+        </w:rPr>
+        <w:t>i</w:t>
+      </w:r>
+      <w:proofErr w:type="spellEnd"/>
+      <w:r>
+        <w:rPr>
+          <w:rFonts w:ascii="Times New Roman" w:hAnsi="Times New Roman" w:cs="Times New Roman"/>
+          <w:i/>
+          <w:iCs/>
+        </w:rPr>
+        <w:t xml:space="preserve">, the last </w:t>
+      </w:r>
+      <w:proofErr w:type="spellStart"/>
+      <w:r>
+        <w:rPr>
+          <w:rFonts w:ascii="Times New Roman" w:hAnsi="Times New Roman" w:cs="Times New Roman"/>
+          <w:i/>
+          <w:iCs/>
+        </w:rPr>
+        <w:t>i</w:t>
+      </w:r>
+      <w:proofErr w:type="spellEnd"/>
+      <w:r>
+        <w:rPr>
+          <w:rFonts w:ascii="Times New Roman" w:hAnsi="Times New Roman" w:cs="Times New Roman"/>
+          <w:i/>
+          <w:iCs/>
+        </w:rPr>
+        <w:t xml:space="preserve"> elements are already sorted and in their final positions. There is no need to compare those elements again.</w:t>
       </w:r>
     </w:p>
     <w:p>
@@ -8459,22 +8846,46 @@
         <w:ind w:right="1656"/>
       </w:pPr>
       <w:r>
-        <w:t xml:space="preserve">If the number of data in </w:t>
-      </w:r>
-      <w:r>
-        <w:rPr>
-          <w:b/>
-        </w:rPr>
-        <w:t xml:space="preserve">listStudents </w:t>
+        <w:t xml:space="preserve">If the </w:t>
+      </w:r>
+      <w:proofErr w:type="gramStart"/>
+      <w:r>
+        <w:t>number</w:t>
+      </w:r>
+      <w:proofErr w:type="gramEnd"/>
+      <w:r>
+        <w:t xml:space="preserve"> of data in </w:t>
+      </w:r>
+      <w:proofErr w:type="spellStart"/>
+      <w:r>
+        <w:rPr>
+          <w:b/>
+        </w:rPr>
+        <w:t>listStudents</w:t>
+      </w:r>
+      <w:proofErr w:type="spellEnd"/>
+      <w:r>
+        <w:rPr>
+          <w:b/>
+        </w:rPr>
+        <w:t xml:space="preserve"> </w:t>
       </w:r>
       <w:r>
         <w:t xml:space="preserve">is 50, how many times will the </w:t>
       </w:r>
-      <w:r>
-        <w:rPr>
-          <w:b/>
-        </w:rPr>
-        <w:t xml:space="preserve">i </w:t>
+      <w:proofErr w:type="spellStart"/>
+      <w:r>
+        <w:rPr>
+          <w:b/>
+        </w:rPr>
+        <w:t>i</w:t>
+      </w:r>
+      <w:proofErr w:type="spellEnd"/>
+      <w:r>
+        <w:rPr>
+          <w:b/>
+        </w:rPr>
+        <w:t xml:space="preserve"> </w:t>
       </w:r>
       <w:r>
         <w:t>loop execute? How many stages of Bubble Sort will be performed?</w:t>
@@ -8504,7 +8915,43 @@
           <w:i/>
           <w:iCs/>
         </w:rPr>
-        <w:t>Number of i loop executions: idx - 1 = 50 - 1 = 49 times</w:t>
+        <w:t xml:space="preserve">Number of </w:t>
+      </w:r>
+      <w:proofErr w:type="spellStart"/>
+      <w:r>
+        <w:rPr>
+          <w:rFonts w:ascii="Times New Roman" w:hAnsi="Times New Roman" w:cs="Times New Roman"/>
+          <w:i/>
+          <w:iCs/>
+        </w:rPr>
+        <w:t>i</w:t>
+      </w:r>
+      <w:proofErr w:type="spellEnd"/>
+      <w:r>
+        <w:rPr>
+          <w:rFonts w:ascii="Times New Roman" w:hAnsi="Times New Roman" w:cs="Times New Roman"/>
+          <w:i/>
+          <w:iCs/>
+        </w:rPr>
+        <w:t xml:space="preserve"> loop executions: </w:t>
+      </w:r>
+      <w:proofErr w:type="spellStart"/>
+      <w:r>
+        <w:rPr>
+          <w:rFonts w:ascii="Times New Roman" w:hAnsi="Times New Roman" w:cs="Times New Roman"/>
+          <w:i/>
+          <w:iCs/>
+        </w:rPr>
+        <w:t>idx</w:t>
+      </w:r>
+      <w:proofErr w:type="spellEnd"/>
+      <w:r>
+        <w:rPr>
+          <w:rFonts w:ascii="Times New Roman" w:hAnsi="Times New Roman" w:cs="Times New Roman"/>
+          <w:i/>
+          <w:iCs/>
+        </w:rPr>
+        <w:t xml:space="preserve"> - 1 = 50 - 1 = 49 times</w:t>
       </w:r>
     </w:p>
     <w:p>
@@ -8589,7 +9036,10 @@
         <w:ind w:right="1664"/>
       </w:pPr>
       <w:r>
-        <w:t>Modify the above</w:t>
+        <w:t>M</w:t>
+      </w:r>
+      <w:r>
+        <w:t>odify the above</w:t>
       </w:r>
       <w:r>
         <w:rPr>
@@ -8625,7 +9075,23 @@
         <w:t xml:space="preserve"> </w:t>
       </w:r>
       <w:r>
-        <w:t>input (from the keyboard) consisting of nim, name, studentClass, and gpa.</w:t>
+        <w:t xml:space="preserve">input (from the keyboard) consisting of nim, name, </w:t>
+      </w:r>
+      <w:proofErr w:type="spellStart"/>
+      <w:r>
+        <w:t>studentClass</w:t>
+      </w:r>
+      <w:proofErr w:type="spellEnd"/>
+      <w:r>
+        <w:t xml:space="preserve">, and </w:t>
+      </w:r>
+      <w:proofErr w:type="spellStart"/>
+      <w:r>
+        <w:t>gpa</w:t>
+      </w:r>
+      <w:proofErr w:type="spellEnd"/>
+      <w:r>
+        <w:t>.</w:t>
       </w:r>
     </w:p>
     <w:p>
@@ -8898,12 +9364,14 @@
         </w:rPr>
         <w:t xml:space="preserve"> </w:t>
       </w:r>
+      <w:proofErr w:type="spellStart"/>
       <w:r>
         <w:rPr>
           <w:b/>
         </w:rPr>
         <w:t>TopStudents</w:t>
       </w:r>
+      <w:proofErr w:type="spellEnd"/>
       <w:r>
         <w:rPr>
           <w:b/>
@@ -8938,11 +9406,27 @@
         </w:rPr>
         <w:t xml:space="preserve"> </w:t>
       </w:r>
-      <w:r>
-        <w:rPr>
-          <w:b/>
-        </w:rPr>
-        <w:t>selectionSort()</w:t>
+      <w:proofErr w:type="spellStart"/>
+      <w:proofErr w:type="gramStart"/>
+      <w:r>
+        <w:rPr>
+          <w:b/>
+        </w:rPr>
+        <w:t>selectionSort</w:t>
+      </w:r>
+      <w:proofErr w:type="spellEnd"/>
+      <w:r>
+        <w:rPr>
+          <w:b/>
+        </w:rPr>
+        <w:t>(</w:t>
+      </w:r>
+      <w:proofErr w:type="gramEnd"/>
+      <w:r>
+        <w:rPr>
+          <w:b/>
+        </w:rPr>
+        <w:t>)</w:t>
       </w:r>
       <w:r>
         <w:rPr>
@@ -9055,12 +9539,14 @@
         </w:rPr>
         <w:t xml:space="preserve"> </w:t>
       </w:r>
+      <w:proofErr w:type="spellStart"/>
       <w:r>
         <w:rPr>
           <w:b/>
         </w:rPr>
         <w:t>StudentDemo</w:t>
       </w:r>
+      <w:proofErr w:type="spellEnd"/>
       <w:r>
         <w:rPr>
           <w:b/>
@@ -9113,11 +9599,19 @@
         </w:rPr>
         <w:t xml:space="preserve"> </w:t>
       </w:r>
-      <w:r>
-        <w:rPr>
-          <w:b/>
-        </w:rPr>
-        <w:t>main()</w:t>
+      <w:proofErr w:type="gramStart"/>
+      <w:r>
+        <w:rPr>
+          <w:b/>
+        </w:rPr>
+        <w:t>main(</w:t>
+      </w:r>
+      <w:proofErr w:type="gramEnd"/>
+      <w:r>
+        <w:rPr>
+          <w:b/>
+        </w:rPr>
+        <w:t>)</w:t>
       </w:r>
       <w:r>
         <w:rPr>
@@ -9144,11 +9638,27 @@
         </w:rPr>
         <w:t xml:space="preserve"> </w:t>
       </w:r>
-      <w:r>
-        <w:rPr>
-          <w:b/>
-        </w:rPr>
-        <w:t>selectionSort()</w:t>
+      <w:proofErr w:type="spellStart"/>
+      <w:proofErr w:type="gramStart"/>
+      <w:r>
+        <w:rPr>
+          <w:b/>
+        </w:rPr>
+        <w:t>selectionSort</w:t>
+      </w:r>
+      <w:proofErr w:type="spellEnd"/>
+      <w:r>
+        <w:rPr>
+          <w:b/>
+        </w:rPr>
+        <w:t>(</w:t>
+      </w:r>
+      <w:proofErr w:type="gramEnd"/>
+      <w:r>
+        <w:rPr>
+          <w:b/>
+        </w:rPr>
+        <w:t>)</w:t>
       </w:r>
       <w:r>
         <w:rPr>
@@ -9166,12 +9676,21 @@
         </w:rPr>
         <w:t xml:space="preserve"> </w:t>
       </w:r>
+      <w:proofErr w:type="gramStart"/>
       <w:r>
         <w:rPr>
           <w:b/>
           <w:spacing w:val="-2"/>
         </w:rPr>
-        <w:t>print().</w:t>
+        <w:t>print(</w:t>
+      </w:r>
+      <w:proofErr w:type="gramEnd"/>
+      <w:r>
+        <w:rPr>
+          <w:b/>
+          <w:spacing w:val="-2"/>
+        </w:rPr>
+        <w:t>).</w:t>
       </w:r>
     </w:p>
     <w:p>
@@ -9255,12 +9774,14 @@
         </w:rPr>
         <w:t xml:space="preserve"> </w:t>
       </w:r>
+      <w:proofErr w:type="spellStart"/>
       <w:r>
         <w:rPr>
           <w:b/>
         </w:rPr>
         <w:t>StudentDemo</w:t>
       </w:r>
+      <w:proofErr w:type="spellEnd"/>
       <w:r>
         <w:rPr>
           <w:b/>
@@ -9945,7 +10466,25 @@
           <w:i/>
           <w:iCs/>
         </w:rPr>
-        <w:t>t sorts objects by comparing a specific attribute (gpa). Each pass guarantees that the student with the lowest GPA among the remaining unsorted students is moved to its correct position, resulting in a list sorted by GPA in ascending order.</w:t>
+        <w:t>t sorts objects by comparing a specific attribute (</w:t>
+      </w:r>
+      <w:proofErr w:type="spellStart"/>
+      <w:r>
+        <w:rPr>
+          <w:rFonts w:ascii="Times New Roman" w:hAnsi="Times New Roman" w:cs="Times New Roman"/>
+          <w:i/>
+          <w:iCs/>
+        </w:rPr>
+        <w:t>gpa</w:t>
+      </w:r>
+      <w:proofErr w:type="spellEnd"/>
+      <w:r>
+        <w:rPr>
+          <w:rFonts w:ascii="Times New Roman" w:hAnsi="Times New Roman" w:cs="Times New Roman"/>
+          <w:i/>
+          <w:iCs/>
+        </w:rPr>
+        <w:t>). Each pass guarantees that the student with the lowest GPA among the remaining unsorted students is moved to its correct position, resulting in a list sorted by GPA in ascending order.</w:t>
       </w:r>
     </w:p>
     <w:p>
@@ -10095,12 +10634,14 @@
         </w:rPr>
         <w:t xml:space="preserve"> </w:t>
       </w:r>
+      <w:proofErr w:type="spellStart"/>
       <w:r>
         <w:rPr>
           <w:b/>
         </w:rPr>
         <w:t>TopStudents</w:t>
       </w:r>
+      <w:proofErr w:type="spellEnd"/>
       <w:r>
         <w:rPr>
           <w:b/>
@@ -10135,11 +10676,27 @@
         </w:rPr>
         <w:t xml:space="preserve"> </w:t>
       </w:r>
-      <w:r>
-        <w:rPr>
-          <w:b/>
-        </w:rPr>
-        <w:t>insertionSort()</w:t>
+      <w:proofErr w:type="spellStart"/>
+      <w:proofErr w:type="gramStart"/>
+      <w:r>
+        <w:rPr>
+          <w:b/>
+        </w:rPr>
+        <w:t>insertionSort</w:t>
+      </w:r>
+      <w:proofErr w:type="spellEnd"/>
+      <w:r>
+        <w:rPr>
+          <w:b/>
+        </w:rPr>
+        <w:t>(</w:t>
+      </w:r>
+      <w:proofErr w:type="gramEnd"/>
+      <w:r>
+        <w:rPr>
+          <w:b/>
+        </w:rPr>
+        <w:t>)</w:t>
       </w:r>
       <w:r>
         <w:rPr>
@@ -10240,11 +10797,19 @@
         </w:rPr>
         <w:t xml:space="preserve"> </w:t>
       </w:r>
-      <w:r>
-        <w:rPr>
-          <w:b/>
-        </w:rPr>
-        <w:t xml:space="preserve">StudentDemo </w:t>
+      <w:proofErr w:type="spellStart"/>
+      <w:r>
+        <w:rPr>
+          <w:b/>
+        </w:rPr>
+        <w:t>StudentDemo</w:t>
+      </w:r>
+      <w:proofErr w:type="spellEnd"/>
+      <w:r>
+        <w:rPr>
+          <w:b/>
+        </w:rPr>
+        <w:t xml:space="preserve"> </w:t>
       </w:r>
       <w:r>
         <w:t>and</w:t>
@@ -10285,11 +10850,19 @@
       <w:r>
         <w:t xml:space="preserve">in </w:t>
       </w:r>
-      <w:r>
-        <w:rPr>
-          <w:b/>
-        </w:rPr>
-        <w:t>main()</w:t>
+      <w:proofErr w:type="gramStart"/>
+      <w:r>
+        <w:rPr>
+          <w:b/>
+        </w:rPr>
+        <w:t>main(</w:t>
+      </w:r>
+      <w:proofErr w:type="gramEnd"/>
+      <w:r>
+        <w:rPr>
+          <w:b/>
+        </w:rPr>
+        <w:t>)</w:t>
       </w:r>
       <w:r>
         <w:rPr>
@@ -10316,11 +10889,27 @@
         </w:rPr>
         <w:t xml:space="preserve"> </w:t>
       </w:r>
-      <w:r>
-        <w:rPr>
-          <w:b/>
-        </w:rPr>
-        <w:t>insertionSort()</w:t>
+      <w:proofErr w:type="spellStart"/>
+      <w:proofErr w:type="gramStart"/>
+      <w:r>
+        <w:rPr>
+          <w:b/>
+        </w:rPr>
+        <w:t>insertionSort</w:t>
+      </w:r>
+      <w:proofErr w:type="spellEnd"/>
+      <w:r>
+        <w:rPr>
+          <w:b/>
+        </w:rPr>
+        <w:t>(</w:t>
+      </w:r>
+      <w:proofErr w:type="gramEnd"/>
+      <w:r>
+        <w:rPr>
+          <w:b/>
+        </w:rPr>
+        <w:t>)</w:t>
       </w:r>
       <w:r>
         <w:rPr>
@@ -10338,12 +10927,21 @@
         </w:rPr>
         <w:t xml:space="preserve"> </w:t>
       </w:r>
+      <w:proofErr w:type="gramStart"/>
       <w:r>
         <w:rPr>
           <w:b/>
           <w:spacing w:val="-2"/>
         </w:rPr>
-        <w:t>print().</w:t>
+        <w:t>print(</w:t>
+      </w:r>
+      <w:proofErr w:type="gramEnd"/>
+      <w:r>
+        <w:rPr>
+          <w:b/>
+          <w:spacing w:val="-2"/>
+        </w:rPr>
+        <w:t>).</w:t>
       </w:r>
     </w:p>
     <w:p>
@@ -10442,12 +11040,14 @@
         </w:rPr>
         <w:t xml:space="preserve"> </w:t>
       </w:r>
+      <w:proofErr w:type="spellStart"/>
       <w:r>
         <w:rPr>
           <w:b/>
         </w:rPr>
         <w:t>StudentDemo</w:t>
       </w:r>
+      <w:proofErr w:type="spellEnd"/>
       <w:r>
         <w:rPr>
           <w:b/>
@@ -10991,11 +11591,27 @@
         </w:rPr>
         <w:t xml:space="preserve"> </w:t>
       </w:r>
-      <w:r>
-        <w:rPr>
-          <w:b/>
-        </w:rPr>
-        <w:t>insertionSort()</w:t>
+      <w:proofErr w:type="spellStart"/>
+      <w:proofErr w:type="gramStart"/>
+      <w:r>
+        <w:rPr>
+          <w:b/>
+        </w:rPr>
+        <w:t>insertionSort</w:t>
+      </w:r>
+      <w:proofErr w:type="spellEnd"/>
+      <w:r>
+        <w:rPr>
+          <w:b/>
+        </w:rPr>
+        <w:t>(</w:t>
+      </w:r>
+      <w:proofErr w:type="gramEnd"/>
+      <w:r>
+        <w:rPr>
+          <w:b/>
+        </w:rPr>
+        <w:t>)</w:t>
       </w:r>
       <w:r>
         <w:rPr>
@@ -11833,8 +12449,13 @@
               <w:pStyle w:val="TableParagraph"/>
               <w:ind w:right="95"/>
             </w:pPr>
+            <w:proofErr w:type="gramStart"/>
             <w:r>
-              <w:t>Lecturer(id:</w:t>
+              <w:t>Lecturer(</w:t>
+            </w:r>
+            <w:proofErr w:type="gramEnd"/>
+            <w:r>
+              <w:t>id:</w:t>
             </w:r>
             <w:r>
               <w:rPr>
@@ -11887,8 +12508,13 @@
               <w:pStyle w:val="TableParagraph"/>
               <w:spacing w:before="1" w:line="244" w:lineRule="exact"/>
             </w:pPr>
+            <w:proofErr w:type="gramStart"/>
             <w:r>
-              <w:t>print():</w:t>
+              <w:t>print(</w:t>
+            </w:r>
+            <w:proofErr w:type="gramEnd"/>
+            <w:r>
+              <w:t>):</w:t>
             </w:r>
             <w:r>
               <w:rPr>
@@ -11952,12 +12578,14 @@
               <w:ind w:left="0" w:right="1"/>
               <w:jc w:val="center"/>
             </w:pPr>
+            <w:proofErr w:type="spellStart"/>
             <w:r>
               <w:rPr>
                 <w:spacing w:val="-2"/>
               </w:rPr>
               <w:t>LecturerData</w:t>
             </w:r>
+            <w:proofErr w:type="spellEnd"/>
           </w:p>
         </w:tc>
       </w:tr>
@@ -11974,8 +12602,13 @@
               <w:pStyle w:val="TableParagraph"/>
               <w:spacing w:line="266" w:lineRule="exact"/>
             </w:pPr>
+            <w:proofErr w:type="spellStart"/>
             <w:r>
-              <w:t>lecturerData:</w:t>
+              <w:t>lecturerData</w:t>
+            </w:r>
+            <w:proofErr w:type="spellEnd"/>
+            <w:r>
+              <w:t>:</w:t>
             </w:r>
             <w:r>
               <w:rPr>
@@ -11983,11 +12616,19 @@
               </w:rPr>
               <w:t xml:space="preserve"> </w:t>
             </w:r>
+            <w:proofErr w:type="gramStart"/>
             <w:r>
               <w:rPr>
                 <w:spacing w:val="-2"/>
               </w:rPr>
-              <w:t>Lecturer[10]</w:t>
+              <w:t>Lecturer[</w:t>
+            </w:r>
+            <w:proofErr w:type="gramEnd"/>
+            <w:r>
+              <w:rPr>
+                <w:spacing w:val="-2"/>
+              </w:rPr>
+              <w:t>10]</w:t>
             </w:r>
           </w:p>
           <w:p>
@@ -11995,8 +12636,13 @@
               <w:pStyle w:val="TableParagraph"/>
               <w:spacing w:before="135"/>
             </w:pPr>
+            <w:proofErr w:type="spellStart"/>
             <w:r>
-              <w:t xml:space="preserve">idx: </w:t>
+              <w:t>idx</w:t>
+            </w:r>
+            <w:proofErr w:type="spellEnd"/>
+            <w:r>
+              <w:t xml:space="preserve">: </w:t>
             </w:r>
             <w:r>
               <w:rPr>
@@ -12020,8 +12666,18 @@
               <w:pStyle w:val="TableParagraph"/>
               <w:spacing w:line="266" w:lineRule="exact"/>
             </w:pPr>
+            <w:proofErr w:type="gramStart"/>
             <w:r>
-              <w:t>add(dsn:</w:t>
+              <w:t>add(</w:t>
+            </w:r>
+            <w:proofErr w:type="spellStart"/>
+            <w:proofErr w:type="gramEnd"/>
+            <w:r>
+              <w:t>dsn</w:t>
+            </w:r>
+            <w:proofErr w:type="spellEnd"/>
+            <w:r>
+              <w:t>:</w:t>
             </w:r>
             <w:r>
               <w:rPr>
@@ -12050,8 +12706,13 @@
               <w:pStyle w:val="TableParagraph"/>
               <w:spacing w:before="136"/>
             </w:pPr>
+            <w:proofErr w:type="gramStart"/>
             <w:r>
-              <w:t>print():</w:t>
+              <w:t>print(</w:t>
+            </w:r>
+            <w:proofErr w:type="gramEnd"/>
+            <w:r>
+              <w:t>):</w:t>
             </w:r>
             <w:r>
               <w:rPr>
@@ -12123,8 +12784,18 @@
               <w:pStyle w:val="TableParagraph"/>
               <w:spacing w:line="266" w:lineRule="exact"/>
             </w:pPr>
+            <w:proofErr w:type="spellStart"/>
+            <w:proofErr w:type="gramStart"/>
             <w:r>
-              <w:t>sortingASC():</w:t>
+              <w:t>sortingASC</w:t>
+            </w:r>
+            <w:proofErr w:type="spellEnd"/>
+            <w:r>
+              <w:t>(</w:t>
+            </w:r>
+            <w:proofErr w:type="gramEnd"/>
+            <w:r>
+              <w:t>):</w:t>
             </w:r>
             <w:r>
               <w:rPr>
@@ -12138,12 +12809,22 @@
               <w:pStyle w:val="TableParagraph"/>
               <w:spacing w:before="135"/>
             </w:pPr>
+            <w:proofErr w:type="spellStart"/>
+            <w:proofErr w:type="gramStart"/>
             <w:r>
               <w:rPr>
                 <w:spacing w:val="-2"/>
               </w:rPr>
-              <w:t>sortingDSC():void</w:t>
+              <w:t>sortingDSC</w:t>
             </w:r>
+            <w:proofErr w:type="spellEnd"/>
+            <w:r>
+              <w:rPr>
+                <w:spacing w:val="-2"/>
+              </w:rPr>
+              <w:t>():void</w:t>
+            </w:r>
+            <w:proofErr w:type="gramEnd"/>
           </w:p>
         </w:tc>
       </w:tr>
@@ -12277,6 +12958,59 @@
         </w:drawing>
       </w:r>
     </w:p>
+    <w:p/>
+    <w:p/>
+    <w:p>
+      <w:pPr>
+        <w:rPr>
+          <w:rFonts w:ascii="Times New Roman" w:hAnsi="Times New Roman" w:cs="Times New Roman"/>
+          <w:b/>
+          <w:bCs/>
+        </w:rPr>
+      </w:pPr>
+      <w:proofErr w:type="spellStart"/>
+      <w:r>
+        <w:rPr>
+          <w:rFonts w:ascii="Times New Roman" w:hAnsi="Times New Roman" w:cs="Times New Roman"/>
+          <w:b/>
+          <w:bCs/>
+        </w:rPr>
+        <w:t>Github</w:t>
+      </w:r>
+      <w:proofErr w:type="spellEnd"/>
+      <w:r>
+        <w:rPr>
+          <w:rFonts w:ascii="Times New Roman" w:hAnsi="Times New Roman" w:cs="Times New Roman"/>
+          <w:b/>
+          <w:bCs/>
+        </w:rPr>
+        <w:t>:</w:t>
+      </w:r>
+    </w:p>
+    <w:p>
+      <w:pPr>
+        <w:rPr>
+          <w:rFonts w:ascii="Times New Roman" w:hAnsi="Times New Roman" w:cs="Times New Roman"/>
+          <w:b/>
+          <w:bCs/>
+          <w:i/>
+          <w:iCs/>
+        </w:rPr>
+      </w:pPr>
+      <w:hyperlink r:id="rId72" w:history="1">
+        <w:r>
+          <w:rPr>
+            <w:rStyle w:val="Hyperlink"/>
+            <w:rFonts w:ascii="Times New Roman" w:hAnsi="Times New Roman" w:cs="Times New Roman"/>
+            <w:b/>
+            <w:bCs/>
+            <w:i/>
+            <w:iCs/>
+          </w:rPr>
+          <w:t>https://github.com/guramedadar/Praktikum-Algoritma-Struktur-Data/tree/main/src/com/jobsheet6</w:t>
+        </w:r>
+      </w:hyperlink>
+    </w:p>
     <w:p>
       <w:r>
         <w:rPr>
@@ -12299,7 +13033,7 @@
                     <pic:cNvPicPr/>
                   </pic:nvPicPr>
                   <pic:blipFill>
-                    <a:blip r:embed="rId72"/>
+                    <a:blip r:embed="rId73"/>
                     <a:stretch>
                       <a:fillRect/>
                     </a:stretch>
@@ -12342,7 +13076,7 @@
                     <pic:cNvPicPr/>
                   </pic:nvPicPr>
                   <pic:blipFill>
-                    <a:blip r:embed="rId73"/>
+                    <a:blip r:embed="rId74"/>
                     <a:stretch>
                       <a:fillRect/>
                     </a:stretch>
@@ -12382,7 +13116,7 @@
                     <pic:cNvPicPr/>
                   </pic:nvPicPr>
                   <pic:blipFill>
-                    <a:blip r:embed="rId74"/>
+                    <a:blip r:embed="rId75"/>
                     <a:stretch>
                       <a:fillRect/>
                     </a:stretch>
@@ -12424,7 +13158,7 @@
                     <pic:cNvPicPr/>
                   </pic:nvPicPr>
                   <pic:blipFill>
-                    <a:blip r:embed="rId75"/>
+                    <a:blip r:embed="rId76"/>
                     <a:stretch>
                       <a:fillRect/>
                     </a:stretch>
@@ -12467,7 +13201,7 @@
                     <pic:cNvPicPr/>
                   </pic:nvPicPr>
                   <pic:blipFill>
-                    <a:blip r:embed="rId76"/>
+                    <a:blip r:embed="rId77"/>
                     <a:stretch>
                       <a:fillRect/>
                     </a:stretch>
@@ -12739,7 +13473,7 @@
         </mc:Choice>
         <mc:Fallback>
           <w:pict>
-            <v:group w14:anchorId="240A00A6" id="Group 9" o:spid="_x0000_s1026" style="position:absolute;margin-left:97.4pt;margin-top:780.95pt;width:279.5pt;height:28.8pt;z-index:-15931392;mso-wrap-distance-left:0;mso-wrap-distance-right:0;mso-position-horizontal-relative:page;mso-position-vertical-relative:page" coordsize="35496,3657" o:gfxdata="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">
+            <v:group w14:anchorId="00F4CB9B" id="Group 9" o:spid="_x0000_s1026" style="position:absolute;margin-left:97.4pt;margin-top:780.95pt;width:279.5pt;height:28.8pt;z-index:-15931392;mso-wrap-distance-left:0;mso-wrap-distance-right:0;mso-position-horizontal-relative:page;mso-position-vertical-relative:page" coordsize="35496,3657" o:gfxdata="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">
               <v:shapetype id="_x0000_t75" coordsize="21600,21600" o:spt="75" o:preferrelative="t" path="m@4@5l@4@11@9@11@9@5xe" filled="f" stroked="f">
                 <v:stroke joinstyle="miter"/>
                 <v:formulas>
@@ -13189,7 +13923,7 @@
         </mc:Choice>
         <mc:Fallback>
           <w:pict>
-            <v:group w14:anchorId="2ED5B7E7" id="Group 2" o:spid="_x0000_s1026" style="position:absolute;margin-left:90pt;margin-top:35.4pt;width:195.7pt;height:14.4pt;z-index:-15932416;mso-wrap-distance-left:0;mso-wrap-distance-right:0;mso-position-horizontal-relative:page;mso-position-vertical-relative:page" coordsize="24853,1828" o:gfxdata="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">
+            <v:group w14:anchorId="7DBB0D0E" id="Group 2" o:spid="_x0000_s1026" style="position:absolute;margin-left:90pt;margin-top:35.4pt;width:195.7pt;height:14.4pt;z-index:-15932416;mso-wrap-distance-left:0;mso-wrap-distance-right:0;mso-position-horizontal-relative:page;mso-position-vertical-relative:page" coordsize="24853,1828" o:gfxdata="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">
               <v:shapetype id="_x0000_t75" coordsize="21600,21600" o:spt="75" o:preferrelative="t" path="m@4@5l@4@11@9@11@9@5xe" filled="f" stroked="f">
                 <v:stroke joinstyle="miter"/>
                 <v:formulas>
@@ -13302,7 +14036,7 @@
         </mc:Choice>
         <mc:Fallback>
           <w:pict>
-            <v:shape w14:anchorId="483A776F" id="Graphic 8" o:spid="_x0000_s1026" style="position:absolute;margin-left:90pt;margin-top:65.4pt;width:454.5pt;height:1.5pt;z-index:-15931904;visibility:visible;mso-wrap-style:square;mso-wrap-distance-left:0;mso-wrap-distance-top:0;mso-wrap-distance-right:0;mso-wrap-distance-bottom:0;mso-position-horizontal:absolute;mso-position-horizontal-relative:page;mso-position-vertical:absolute;mso-position-vertical-relative:page;v-text-anchor:top" coordsize="5772150,19050" o:gfxdata="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" path="m,l5772150,19050e" filled="f" strokeweight="2.5pt">
+            <v:shape w14:anchorId="1E874692" id="Graphic 8" o:spid="_x0000_s1026" style="position:absolute;margin-left:90pt;margin-top:65.4pt;width:454.5pt;height:1.5pt;z-index:-15931904;visibility:visible;mso-wrap-style:square;mso-wrap-distance-left:0;mso-wrap-distance-top:0;mso-wrap-distance-right:0;mso-wrap-distance-bottom:0;mso-position-horizontal:absolute;mso-position-horizontal-relative:page;mso-position-vertical:absolute;mso-position-vertical-relative:page;v-text-anchor:top" coordsize="5772150,19050" o:gfxdata="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" path="m,l5772150,19050e" filled="f" strokeweight="2.5pt">
               <v:path arrowok="t"/>
               <w10:wrap anchorx="page" anchory="page"/>
             </v:shape>
@@ -15330,6 +16064,29 @@
       <w:color w:val="666666"/>
     </w:rPr>
   </w:style>
+  <w:style w:type="character" w:styleId="Hyperlink">
+    <w:name w:val="Hyperlink"/>
+    <w:basedOn w:val="DefaultParagraphFont"/>
+    <w:uiPriority w:val="99"/>
+    <w:unhideWhenUsed/>
+    <w:rsid w:val="00316AFE"/>
+    <w:rPr>
+      <w:color w:val="0000FF" w:themeColor="hyperlink"/>
+      <w:u w:val="single"/>
+    </w:rPr>
+  </w:style>
+  <w:style w:type="character" w:styleId="UnresolvedMention">
+    <w:name w:val="Unresolved Mention"/>
+    <w:basedOn w:val="DefaultParagraphFont"/>
+    <w:uiPriority w:val="99"/>
+    <w:semiHidden/>
+    <w:unhideWhenUsed/>
+    <w:rsid w:val="00316AFE"/>
+    <w:rPr>
+      <w:color w:val="605E5C"/>
+      <w:shd w:val="clear" w:color="auto" w:fill="E1DFDD"/>
+    </w:rPr>
+  </w:style>
 </w:styles>
 </file>
 
